--- a/a7/packages/A7 Unit 4 - Solving Problems with Rational Numbers/Question Banks/A7 4.06  Question Bank.docx
+++ b/a7/packages/A7 Unit 4 - Solving Problems with Rational Numbers/Question Banks/A7 4.06  Question Bank.docx
@@ -1893,7 +1893,7 @@
                 <w:color w:val="1A1A1A"/>
                 <w:sz w:val="22"/>
               </w:rPr>
-              <w:t>C.  256</w:t>
+              <w:t>C.  −18</w:t>
             </w:r>
           </w:p>
           <w:p>

--- a/a7/packages/A7 Unit 4 - Solving Problems with Rational Numbers/Question Banks/A7 4.06  Question Bank.docx
+++ b/a7/packages/A7 Unit 4 - Solving Problems with Rational Numbers/Question Banks/A7 4.06  Question Bank.docx
@@ -1843,7 +1843,7 @@
                 <w:color w:val="1A1A1A"/>
                 <w:sz w:val="22"/>
               </w:rPr>
-              <w:t>A.  0</w:t>
+              <w:t>A.  12</w:t>
             </w:r>
           </w:p>
           <w:p>
@@ -1918,7 +1918,7 @@
                 <w:color w:val="1A1A1A"/>
                 <w:sz w:val="22"/>
               </w:rPr>
-              <w:t>D.  12</w:t>
+              <w:t>D.  0</w:t>
             </w:r>
           </w:p>
           <w:p>
@@ -2020,7 +2020,7 @@
             <w:r>
               <w:drawing>
                 <wp:inline xmlns:a="http://schemas.openxmlformats.org/drawingml/2006/main" xmlns:pic="http://schemas.openxmlformats.org/drawingml/2006/picture">
-                  <wp:extent cx="344424" cy="204216"/>
+                  <wp:extent cx="240791" cy="140208"/>
                   <wp:docPr id="20" name="Picture 20"/>
                   <wp:cNvGraphicFramePr>
                     <a:graphicFrameLocks noChangeAspect="1"/>
@@ -2029,7 +2029,7 @@
                     <a:graphicData uri="http://schemas.openxmlformats.org/drawingml/2006/picture">
                       <pic:pic>
                         <pic:nvPicPr>
-                          <pic:cNvPr id="0" name="236cc3e748e562cc.png"/>
+                          <pic:cNvPr id="0" name="11907dcc5c94413e.png"/>
                           <pic:cNvPicPr/>
                         </pic:nvPicPr>
                         <pic:blipFill>
@@ -2041,7 +2041,7 @@
                         <pic:spPr>
                           <a:xfrm>
                             <a:off x="0" y="0"/>
-                            <a:ext cx="344424" cy="204216"/>
+                            <a:ext cx="240791" cy="140208"/>
                           </a:xfrm>
                           <a:prstGeom prst="rect"/>
                         </pic:spPr>
@@ -2079,7 +2079,7 @@
             <w:r>
               <w:drawing>
                 <wp:inline xmlns:a="http://schemas.openxmlformats.org/drawingml/2006/main" xmlns:pic="http://schemas.openxmlformats.org/drawingml/2006/picture">
-                  <wp:extent cx="280416" cy="246888"/>
+                  <wp:extent cx="350520" cy="213360"/>
                   <wp:docPr id="21" name="Picture 21"/>
                   <wp:cNvGraphicFramePr>
                     <a:graphicFrameLocks noChangeAspect="1"/>
@@ -2088,7 +2088,7 @@
                     <a:graphicData uri="http://schemas.openxmlformats.org/drawingml/2006/picture">
                       <pic:pic>
                         <pic:nvPicPr>
-                          <pic:cNvPr id="0" name="daa7e2330f4c4971.png"/>
+                          <pic:cNvPr id="0" name="9d862744e8a7ee82.png"/>
                           <pic:cNvPicPr/>
                         </pic:nvPicPr>
                         <pic:blipFill>
@@ -2100,7 +2100,7 @@
                         <pic:spPr>
                           <a:xfrm>
                             <a:off x="0" y="0"/>
-                            <a:ext cx="280416" cy="246888"/>
+                            <a:ext cx="350520" cy="213360"/>
                           </a:xfrm>
                           <a:prstGeom prst="rect"/>
                         </pic:spPr>
@@ -2197,7 +2197,7 @@
             <w:r>
               <w:drawing>
                 <wp:inline xmlns:a="http://schemas.openxmlformats.org/drawingml/2006/main" xmlns:pic="http://schemas.openxmlformats.org/drawingml/2006/picture">
-                  <wp:extent cx="350520" cy="213360"/>
+                  <wp:extent cx="344424" cy="204216"/>
                   <wp:docPr id="23" name="Picture 23"/>
                   <wp:cNvGraphicFramePr>
                     <a:graphicFrameLocks noChangeAspect="1"/>
@@ -2206,7 +2206,7 @@
                     <a:graphicData uri="http://schemas.openxmlformats.org/drawingml/2006/picture">
                       <pic:pic>
                         <pic:nvPicPr>
-                          <pic:cNvPr id="0" name="9d862744e8a7ee82.png"/>
+                          <pic:cNvPr id="0" name="236cc3e748e562cc.png"/>
                           <pic:cNvPicPr/>
                         </pic:nvPicPr>
                         <pic:blipFill>
@@ -2218,7 +2218,7 @@
                         <pic:spPr>
                           <a:xfrm>
                             <a:off x="0" y="0"/>
-                            <a:ext cx="350520" cy="213360"/>
+                            <a:ext cx="344424" cy="204216"/>
                           </a:xfrm>
                           <a:prstGeom prst="rect"/>
                         </pic:spPr>
@@ -2256,7 +2256,7 @@
             <w:r>
               <w:drawing>
                 <wp:inline xmlns:a="http://schemas.openxmlformats.org/drawingml/2006/main" xmlns:pic="http://schemas.openxmlformats.org/drawingml/2006/picture">
-                  <wp:extent cx="240791" cy="140208"/>
+                  <wp:extent cx="280416" cy="246888"/>
                   <wp:docPr id="24" name="Picture 24"/>
                   <wp:cNvGraphicFramePr>
                     <a:graphicFrameLocks noChangeAspect="1"/>
@@ -2265,7 +2265,7 @@
                     <a:graphicData uri="http://schemas.openxmlformats.org/drawingml/2006/picture">
                       <pic:pic>
                         <pic:nvPicPr>
-                          <pic:cNvPr id="0" name="11907dcc5c94413e.png"/>
+                          <pic:cNvPr id="0" name="daa7e2330f4c4971.png"/>
                           <pic:cNvPicPr/>
                         </pic:nvPicPr>
                         <pic:blipFill>
@@ -2277,7 +2277,7 @@
                         <pic:spPr>
                           <a:xfrm>
                             <a:off x="0" y="0"/>
-                            <a:ext cx="240791" cy="140208"/>
+                            <a:ext cx="280416" cy="246888"/>
                           </a:xfrm>
                           <a:prstGeom prst="rect"/>
                         </pic:spPr>
